--- a/Term_Project_Proposal_Group129.docx
+++ b/Term_Project_Proposal_Group129.docx
@@ -64,7 +64,7 @@
                         </a:ln>
                         <a:extLst>
                           <a:ext uri="{909E8E84-426E-40dd-AFC4-6F175D3DCCD1}">
-                            <a14:hiddenFill xmlns:a14="http://schemas.microsoft.com/office/drawing/2010/main" xmlns:w="http://schemas.openxmlformats.org/wordprocessingml/2006/main" xmlns:w10="urn:schemas-microsoft-com:office:word" xmlns:v="urn:schemas-microsoft-com:vml" xmlns:o="urn:schemas-microsoft-com:office:office" xmlns:mv="urn:schemas-microsoft-com:mac:vml" xmlns:mo="http://schemas.microsoft.com/office/mac/office/2008/main" xmlns="">
+                            <a14:hiddenFill xmlns="" xmlns:mo="http://schemas.microsoft.com/office/mac/office/2008/main" xmlns:mv="urn:schemas-microsoft-com:mac:vml" xmlns:o="urn:schemas-microsoft-com:office:office" xmlns:v="urn:schemas-microsoft-com:vml" xmlns:w10="urn:schemas-microsoft-com:office:word" xmlns:w="http://schemas.openxmlformats.org/wordprocessingml/2006/main" xmlns:a14="http://schemas.microsoft.com/office/drawing/2010/main">
                               <a:noFill/>
                             </a14:hiddenFill>
                           </a:ext>
@@ -276,7 +276,7 @@
                         </a:ln>
                         <a:extLst>
                           <a:ext uri="{909E8E84-426E-40dd-AFC4-6F175D3DCCD1}">
-                            <a14:hiddenFill xmlns:a14="http://schemas.microsoft.com/office/drawing/2010/main" xmlns:w="http://schemas.openxmlformats.org/wordprocessingml/2006/main" xmlns:w10="urn:schemas-microsoft-com:office:word" xmlns:v="urn:schemas-microsoft-com:vml" xmlns:o="urn:schemas-microsoft-com:office:office" xmlns:mv="urn:schemas-microsoft-com:mac:vml" xmlns:mo="http://schemas.microsoft.com/office/mac/office/2008/main" xmlns="">
+                            <a14:hiddenFill xmlns="" xmlns:mo="http://schemas.microsoft.com/office/mac/office/2008/main" xmlns:mv="urn:schemas-microsoft-com:mac:vml" xmlns:o="urn:schemas-microsoft-com:office:office" xmlns:v="urn:schemas-microsoft-com:vml" xmlns:w10="urn:schemas-microsoft-com:office:word" xmlns:w="http://schemas.openxmlformats.org/wordprocessingml/2006/main" xmlns:a14="http://schemas.microsoft.com/office/drawing/2010/main">
                               <a:noFill/>
                             </a14:hiddenFill>
                           </a:ext>
@@ -463,6 +463,8 @@
       <w:r>
         <w:rPr>
           <w:rFonts w:ascii="Verdana" w:hAnsi="Verdana"/>
+          <w:b/>
+          <w:bCs/>
           <w:sz w:val="22"/>
           <w:szCs w:val="22"/>
         </w:rPr>
@@ -471,6 +473,8 @@
       <w:r>
         <w:rPr>
           <w:rFonts w:ascii="Verdana" w:hAnsi="Verdana"/>
+          <w:b/>
+          <w:bCs/>
           <w:sz w:val="22"/>
           <w:szCs w:val="22"/>
         </w:rPr>
@@ -480,6 +484,8 @@
       <w:r>
         <w:rPr>
           <w:rFonts w:ascii="Verdana" w:hAnsi="Verdana"/>
+          <w:b/>
+          <w:bCs/>
           <w:sz w:val="22"/>
           <w:szCs w:val="22"/>
           <w:lang w:val="en-SG"/>
@@ -490,6 +496,8 @@
       <w:r>
         <w:rPr>
           <w:rFonts w:ascii="Verdana" w:hAnsi="Verdana"/>
+          <w:b/>
+          <w:bCs/>
           <w:sz w:val="22"/>
           <w:szCs w:val="22"/>
         </w:rPr>
@@ -5287,6 +5295,12 @@
 </file>
 
 <file path=customXml/item2.xml><?xml version="1.0" encoding="utf-8"?>
+<p:properties xmlns:p="http://schemas.microsoft.com/office/2006/metadata/properties" xmlns:xsi="http://www.w3.org/2001/XMLSchema-instance" xmlns:pc="http://schemas.microsoft.com/office/infopath/2007/PartnerControls">
+  <documentManagement/>
+</p:properties>
+</file>
+
+<file path=customXml/item3.xml><?xml version="1.0" encoding="utf-8"?>
 <ct:contentTypeSchema xmlns:ct="http://schemas.microsoft.com/office/2006/metadata/contentType" xmlns:ma="http://schemas.microsoft.com/office/2006/metadata/properties/metaAttributes" ct:_="" ma:_="" ma:contentTypeName="Document" ma:contentTypeID="0x010100689F66AA56234D479A9E22023185EB57" ma:contentTypeVersion="1" ma:contentTypeDescription="Create a new document." ma:contentTypeScope="" ma:versionID="3877ad041e81f1260ea3050e5d70c59c">
   <xsd:schema xmlns:xsd="http://www.w3.org/2001/XMLSchema" xmlns:xs="http://www.w3.org/2001/XMLSchema" xmlns:p="http://schemas.microsoft.com/office/2006/metadata/properties" xmlns:ns3="22d73a51-a696-4308-afbc-2b8a91add569" targetNamespace="http://schemas.microsoft.com/office/2006/metadata/properties" ma:root="true" ma:fieldsID="891b2a12daf7d56684ffb1c8b79eee48" ns3:_="">
     <xsd:import namespace="22d73a51-a696-4308-afbc-2b8a91add569"/>
@@ -5412,12 +5426,6 @@
 </ct:contentTypeSchema>
 </file>
 
-<file path=customXml/item3.xml><?xml version="1.0" encoding="utf-8"?>
-<p:properties xmlns:p="http://schemas.microsoft.com/office/2006/metadata/properties" xmlns:xsi="http://www.w3.org/2001/XMLSchema-instance" xmlns:pc="http://schemas.microsoft.com/office/infopath/2007/PartnerControls">
-  <documentManagement/>
-</p:properties>
-</file>
-
 <file path=customXml/itemProps1.xml><?xml version="1.0" encoding="utf-8"?>
 <ds:datastoreItem xmlns:ds="http://schemas.openxmlformats.org/officeDocument/2006/customXml" ds:itemID="{58EBC2D4-A96F-496E-ADB4-CD16887C4178}">
   <ds:schemaRefs>
@@ -5427,6 +5435,15 @@
 </file>
 
 <file path=customXml/itemProps2.xml><?xml version="1.0" encoding="utf-8"?>
+<ds:datastoreItem xmlns:ds="http://schemas.openxmlformats.org/officeDocument/2006/customXml" ds:itemID="{78F8F88E-241A-4286-8CF8-FEEF0EBB47D8}">
+  <ds:schemaRefs>
+    <ds:schemaRef ds:uri="http://schemas.microsoft.com/office/2006/metadata/properties"/>
+    <ds:schemaRef ds:uri="http://schemas.microsoft.com/office/infopath/2007/PartnerControls"/>
+  </ds:schemaRefs>
+</ds:datastoreItem>
+</file>
+
+<file path=customXml/itemProps3.xml><?xml version="1.0" encoding="utf-8"?>
 <ds:datastoreItem xmlns:ds="http://schemas.openxmlformats.org/officeDocument/2006/customXml" ds:itemID="{D1463D52-5E3A-4F41-9F2D-37A66D81B10F}">
   <ds:schemaRefs>
     <ds:schemaRef ds:uri="http://schemas.microsoft.com/office/2006/metadata/contentType"/>
@@ -5442,13 +5459,4 @@
     <ds:schemaRef ds:uri="http://schemas.microsoft.com/internal/obd"/>
   </ds:schemaRefs>
 </ds:datastoreItem>
-</file>
-
-<file path=customXml/itemProps3.xml><?xml version="1.0" encoding="utf-8"?>
-<ds:datastoreItem xmlns:ds="http://schemas.openxmlformats.org/officeDocument/2006/customXml" ds:itemID="{78F8F88E-241A-4286-8CF8-FEEF0EBB47D8}">
-  <ds:schemaRefs>
-    <ds:schemaRef ds:uri="http://schemas.microsoft.com/office/2006/metadata/properties"/>
-    <ds:schemaRef ds:uri="http://schemas.microsoft.com/office/infopath/2007/PartnerControls"/>
-  </ds:schemaRefs>
-</ds:datastoreItem>
 </file>